--- a/Documentations/How to Access the website .docx
+++ b/Documentations/How to Access the website .docx
@@ -1,610 +1,289 @@
 
 <file path=word/document.xml><?xml version="1.0" encoding="utf-8"?>
-<w:document xmlns:wpc="http://schemas.microsoft.com/office/word/2010/wordprocessingCanvas" xmlns:cx="http://schemas.microsoft.com/office/drawing/2014/chartex" xmlns:cx1="http://schemas.microsoft.com/office/drawing/2015/9/8/chartex" xmlns:cx2="http://schemas.microsoft.com/office/drawing/2015/10/21/chartex" xmlns:cx3="http://schemas.microsoft.com/office/drawing/2016/5/9/chartex" xmlns:cx4="http://schemas.microsoft.com/office/drawing/2016/5/10/chartex" xmlns:cx5="http://schemas.microsoft.com/office/drawing/2016/5/11/chartex" xmlns:cx6="http://schemas.microsoft.com/office/drawing/2016/5/12/chartex" xmlns:cx7="http://schemas.microsoft.com/office/drawing/2016/5/13/chartex" xmlns:cx8="http://schemas.microsoft.com/office/drawing/2016/5/14/chartex" xmlns:mc="http://schemas.openxmlformats.org/markup-compatibility/2006" xmlns:aink="http://schemas.microsoft.com/office/drawing/2016/ink" xmlns:am3d="http://schemas.microsoft.com/office/drawing/2017/model3d" xmlns:o="urn:schemas-microsoft-com:office:office" xmlns:oel="http://schemas.microsoft.com/office/2019/extlst" xmlns:r="http://schemas.openxmlformats.org/officeDocument/2006/relationships" xmlns:m="http://schemas.openxmlformats.org/officeDocument/2006/math" xmlns:v="urn:schemas-microsoft-com:vml" xmlns:wp14="http://schemas.microsoft.com/office/word/2010/wordprocessingDrawing" xmlns:wp="http://schemas.openxmlformats.org/drawingml/2006/wordprocessingDrawing" xmlns:w10="urn:schemas-microsoft-com:office:word" xmlns:w="http://schemas.openxmlformats.org/wordprocessingml/2006/main" xmlns:w14="http://schemas.microsoft.com/office/word/2010/wordml" xmlns:w15="http://schemas.microsoft.com/office/word/2012/wordml" xmlns:w16cex="http://schemas.microsoft.com/office/word/2018/wordml/cex" xmlns:w16cid="http://schemas.microsoft.com/office/word/2016/wordml/cid" xmlns:w16="http://schemas.microsoft.com/office/word/2018/wordml" xmlns:w16sdtdh="http://schemas.microsoft.com/office/word/2020/wordml/sdtdatahash" xmlns:w16se="http://schemas.microsoft.com/office/word/2015/wordml/symex" xmlns:wpg="http://schemas.microsoft.com/office/word/2010/wordprocessingGroup" xmlns:wpi="http://schemas.microsoft.com/office/word/2010/wordprocessingInk" xmlns:wne="http://schemas.microsoft.com/office/word/2006/wordml" xmlns:wps="http://schemas.microsoft.com/office/word/2010/wordprocessingShape" mc:Ignorable="w14 w15 w16se w16cid w16 w16cex w16sdtdh wp14">
+<w:document xmlns:wpc="http://schemas.microsoft.com/office/word/2010/wordprocessingCanvas" xmlns:mc="http://schemas.openxmlformats.org/markup-compatibility/2006" xmlns:o="urn:schemas-microsoft-com:office:office" xmlns:r="http://schemas.openxmlformats.org/officeDocument/2006/relationships" xmlns:m="http://schemas.openxmlformats.org/officeDocument/2006/math" xmlns:v="urn:schemas-microsoft-com:vml" xmlns:wp14="http://schemas.microsoft.com/office/word/2010/wordprocessingDrawing" xmlns:wp="http://schemas.openxmlformats.org/drawingml/2006/wordprocessingDrawing" xmlns:w10="urn:schemas-microsoft-com:office:word" xmlns:w="http://schemas.openxmlformats.org/wordprocessingml/2006/main" xmlns:w14="http://schemas.microsoft.com/office/word/2010/wordml" xmlns:w15="http://schemas.microsoft.com/office/word/2012/wordml" xmlns:wpg="http://schemas.microsoft.com/office/word/2010/wordprocessingGroup" xmlns:wpi="http://schemas.microsoft.com/office/word/2010/wordprocessingInk" xmlns:wne="http://schemas.microsoft.com/office/word/2006/wordml" xmlns:wps="http://schemas.microsoft.com/office/word/2010/wordprocessingShape" mc:Ignorable="w14 w15 wp14">
   <w:body>
     <w:p>
       <w:pPr>
-        <w:spacing w:before="100" w:beforeAutospacing="1" w:after="100" w:afterAutospacing="1"/>
-        <w:outlineLvl w:val="1"/>
-        <w:rPr>
-          <w:rFonts w:ascii="Times New Roman" w:eastAsia="Times New Roman" w:hAnsi="Times New Roman" w:cs="Times New Roman"/>
-          <w:b/>
-          <w:bCs/>
-          <w:color w:val="000000"/>
-          <w:kern w:val="0"/>
-          <w:sz w:val="36"/>
-          <w:szCs w:val="36"/>
-          <w:lang w:eastAsia="zh-CN"/>
-          <w14:ligatures w14:val="none"/>
-        </w:rPr>
-      </w:pPr>
-      <w:r>
-        <w:rPr>
-          <w:rFonts w:ascii="Times New Roman" w:eastAsia="Times New Roman" w:hAnsi="Times New Roman" w:cs="Times New Roman"/>
-          <w:b/>
-          <w:bCs/>
-          <w:color w:val="000000"/>
-          <w:kern w:val="0"/>
-          <w:sz w:val="36"/>
-          <w:szCs w:val="36"/>
-          <w:lang w:eastAsia="zh-CN"/>
-          <w14:ligatures w14:val="none"/>
-        </w:rPr>
-        <w:t>How to Access</w:t>
-      </w:r>
-      <w:r>
-        <w:rPr>
-          <w:rFonts w:ascii="Times New Roman" w:eastAsia="Times New Roman" w:hAnsi="Times New Roman" w:cs="Times New Roman"/>
-          <w:b/>
-          <w:bCs/>
-          <w:color w:val="000000"/>
-          <w:kern w:val="0"/>
-          <w:sz w:val="36"/>
-          <w:szCs w:val="36"/>
-          <w:lang w:eastAsia="zh-CN"/>
-          <w14:ligatures w14:val="none"/>
-        </w:rPr>
-        <w:t xml:space="preserve"> the website</w:t>
-      </w:r>
-    </w:p>
-    <w:p>
-      <w:pPr>
-        <w:spacing w:before="100" w:beforeAutospacing="1" w:after="100" w:afterAutospacing="1"/>
-        <w:rPr>
-          <w:rFonts w:ascii="Helvetica Neue" w:hAnsi="Helvetica Neue" w:cs="Helvetica Neue"/>
-          <w:color w:val="2892FF"/>
-          <w:kern w:val="0"/>
-          <w:sz w:val="26"/>
-          <w:szCs w:val="26"/>
-          <w:lang w:val="en-GB"/>
-        </w:rPr>
-      </w:pPr>
-      <w:r>
-        <w:rPr>
-          <w:rFonts w:ascii="Times New Roman" w:eastAsia="Times New Roman" w:hAnsi="Times New Roman" w:cs="Times New Roman"/>
-          <w:color w:val="000000"/>
-          <w:kern w:val="0"/>
-          <w:lang w:eastAsia="zh-CN"/>
-          <w14:ligatures w14:val="none"/>
-        </w:rPr>
-        <w:t>Follow the instructions below using the sample link provided: </w:t>
-      </w:r>
-      <w:hyperlink r:id="rId5" w:history="1">
-        <w:r>
-          <w:rPr>
-            <w:rStyle w:val="Hyperlink"/>
-            <w:rFonts w:ascii="Helvetica Neue" w:hAnsi="Helvetica Neue" w:cs="Helvetica Neue"/>
-            <w:kern w:val="0"/>
-            <w:sz w:val="26"/>
-            <w:szCs w:val="26"/>
-            <w:lang w:val="en-GB"/>
-          </w:rPr>
-          <w:t>https://35.198.233.36:8090/api/smartrpd/case/get/797</w:t>
-        </w:r>
-      </w:hyperlink>
-    </w:p>
-    <w:p>
-      <w:pPr>
-        <w:spacing w:before="100" w:beforeAutospacing="1" w:after="100" w:afterAutospacing="1"/>
-        <w:rPr>
-          <w:rFonts w:ascii="Helvetica Neue" w:hAnsi="Helvetica Neue" w:cs="Helvetica Neue"/>
-          <w:color w:val="2892FF"/>
-          <w:kern w:val="0"/>
-          <w:sz w:val="26"/>
-          <w:szCs w:val="26"/>
-          <w:lang w:val="en-GB"/>
-        </w:rPr>
-      </w:pPr>
-      <w:r>
-        <w:rPr>
-          <w:rFonts w:ascii="Times New Roman" w:eastAsia="Times New Roman" w:hAnsi="Times New Roman" w:cs="Times New Roman"/>
-          <w:b/>
-          <w:bCs/>
-          <w:color w:val="000000"/>
-          <w:kern w:val="0"/>
-          <w:sz w:val="27"/>
-          <w:szCs w:val="27"/>
-          <w:lang w:eastAsia="zh-CN"/>
-          <w14:ligatures w14:val="none"/>
-        </w:rPr>
-        <w:t>Step 1: Paste the Link in the Search Bar</w:t>
-      </w:r>
-      <w:r>
-        <w:rPr>
-          <w:rFonts w:ascii="Helvetica Neue" w:hAnsi="Helvetica Neue" w:cs="Helvetica Neue"/>
-          <w:noProof/>
-          <w:color w:val="2892FF"/>
-          <w:kern w:val="0"/>
-          <w:sz w:val="26"/>
-          <w:szCs w:val="26"/>
-          <w:lang w:val="en-GB"/>
-        </w:rPr>
-        <w:drawing>
-          <wp:inline distT="0" distB="0" distL="0" distR="0" wp14:anchorId="2436AFEF" wp14:editId="03C11B2F">
-            <wp:extent cx="5731510" cy="628650"/>
-            <wp:effectExtent l="0" t="0" r="0" b="6350"/>
-            <wp:docPr id="1425781990" name="Picture 1"/>
-            <wp:cNvGraphicFramePr>
-              <a:graphicFrameLocks xmlns:a="http://schemas.openxmlformats.org/drawingml/2006/main" noChangeAspect="1"/>
-            </wp:cNvGraphicFramePr>
-            <a:graphic xmlns:a="http://schemas.openxmlformats.org/drawingml/2006/main">
-              <a:graphicData uri="http://schemas.openxmlformats.org/drawingml/2006/picture">
-                <pic:pic xmlns:pic="http://schemas.openxmlformats.org/drawingml/2006/picture">
-                  <pic:nvPicPr>
-                    <pic:cNvPr id="1425781990" name="Picture 1425781990"/>
-                    <pic:cNvPicPr/>
-                  </pic:nvPicPr>
-                  <pic:blipFill>
-                    <a:blip r:embed="rId6" cstate="print">
-                      <a:extLst>
-                        <a:ext uri="{28A0092B-C50C-407E-A947-70E740481C1C}">
-                          <a14:useLocalDpi xmlns:a14="http://schemas.microsoft.com/office/drawing/2010/main" val="0"/>
-                        </a:ext>
-                      </a:extLst>
-                    </a:blip>
-                    <a:stretch>
-                      <a:fillRect/>
-                    </a:stretch>
-                  </pic:blipFill>
-                  <pic:spPr>
-                    <a:xfrm>
-                      <a:off x="0" y="0"/>
-                      <a:ext cx="5731510" cy="628650"/>
-                    </a:xfrm>
-                    <a:prstGeom prst="rect">
-                      <a:avLst/>
-                    </a:prstGeom>
-                  </pic:spPr>
-                </pic:pic>
-              </a:graphicData>
-            </a:graphic>
-          </wp:inline>
-        </w:drawing>
-      </w:r>
-    </w:p>
-    <w:p>
-      <w:pPr>
-        <w:spacing w:before="100" w:beforeAutospacing="1" w:after="100" w:afterAutospacing="1"/>
-        <w:outlineLvl w:val="2"/>
-        <w:rPr>
-          <w:rFonts w:ascii="Times New Roman" w:eastAsia="Times New Roman" w:hAnsi="Times New Roman" w:cs="Times New Roman"/>
-          <w:b/>
-          <w:bCs/>
-          <w:color w:val="000000"/>
-          <w:kern w:val="0"/>
-          <w:sz w:val="27"/>
-          <w:szCs w:val="27"/>
-          <w:lang w:eastAsia="zh-CN"/>
-          <w14:ligatures w14:val="none"/>
-        </w:rPr>
-      </w:pPr>
-      <w:r>
-        <w:rPr>
-          <w:rFonts w:ascii="Times New Roman" w:eastAsia="Times New Roman" w:hAnsi="Times New Roman" w:cs="Times New Roman"/>
-          <w:b/>
-          <w:bCs/>
-          <w:color w:val="000000"/>
-          <w:kern w:val="0"/>
-          <w:sz w:val="27"/>
-          <w:szCs w:val="27"/>
-          <w:lang w:eastAsia="zh-CN"/>
-          <w14:ligatures w14:val="none"/>
-        </w:rPr>
-        <w:t xml:space="preserve">Step </w:t>
-      </w:r>
-      <w:r>
-        <w:rPr>
-          <w:rFonts w:ascii="Times New Roman" w:eastAsia="Times New Roman" w:hAnsi="Times New Roman" w:cs="Times New Roman"/>
-          <w:b/>
-          <w:bCs/>
-          <w:color w:val="000000"/>
-          <w:kern w:val="0"/>
-          <w:sz w:val="27"/>
-          <w:szCs w:val="27"/>
-          <w:lang w:eastAsia="zh-CN"/>
-          <w14:ligatures w14:val="none"/>
-        </w:rPr>
-        <w:t>2</w:t>
-      </w:r>
-      <w:r>
-        <w:rPr>
-          <w:rFonts w:ascii="Times New Roman" w:eastAsia="Times New Roman" w:hAnsi="Times New Roman" w:cs="Times New Roman"/>
-          <w:b/>
-          <w:bCs/>
-          <w:color w:val="000000"/>
-          <w:kern w:val="0"/>
-          <w:sz w:val="27"/>
-          <w:szCs w:val="27"/>
-          <w:lang w:eastAsia="zh-CN"/>
-          <w14:ligatures w14:val="none"/>
-        </w:rPr>
-        <w:t>: Click on "Advance"</w:t>
-      </w:r>
-    </w:p>
-    <w:p>
-      <w:pPr>
-        <w:spacing w:before="100" w:beforeAutospacing="1" w:after="100" w:afterAutospacing="1"/>
-        <w:rPr>
-          <w:rFonts w:ascii="Times New Roman" w:eastAsia="Times New Roman" w:hAnsi="Times New Roman" w:cs="Times New Roman"/>
-          <w:color w:val="000000"/>
-          <w:kern w:val="0"/>
-          <w:lang w:eastAsia="zh-CN"/>
-          <w14:ligatures w14:val="none"/>
-        </w:rPr>
-      </w:pPr>
-      <w:r>
-        <w:rPr>
-          <w:rFonts w:ascii="Times New Roman" w:eastAsia="Times New Roman" w:hAnsi="Times New Roman" w:cs="Times New Roman"/>
-          <w:noProof/>
-          <w:color w:val="000000"/>
-          <w:kern w:val="0"/>
-          <w:lang w:eastAsia="zh-CN"/>
-        </w:rPr>
-        <w:drawing>
-          <wp:inline distT="0" distB="0" distL="0" distR="0" wp14:anchorId="5AFB862B" wp14:editId="681CDB2E">
-            <wp:extent cx="5731510" cy="1821180"/>
-            <wp:effectExtent l="0" t="0" r="0" b="0"/>
-            <wp:docPr id="1373977454" name="Picture 2" descr="A black screen with white text&#10;&#10;Description automatically generated"/>
-            <wp:cNvGraphicFramePr>
-              <a:graphicFrameLocks xmlns:a="http://schemas.openxmlformats.org/drawingml/2006/main" noChangeAspect="1"/>
-            </wp:cNvGraphicFramePr>
-            <a:graphic xmlns:a="http://schemas.openxmlformats.org/drawingml/2006/main">
-              <a:graphicData uri="http://schemas.openxmlformats.org/drawingml/2006/picture">
-                <pic:pic xmlns:pic="http://schemas.openxmlformats.org/drawingml/2006/picture">
-                  <pic:nvPicPr>
-                    <pic:cNvPr id="1373977454" name="Picture 2" descr="A black screen with white text&#10;&#10;Description automatically generated"/>
-                    <pic:cNvPicPr/>
-                  </pic:nvPicPr>
-                  <pic:blipFill>
-                    <a:blip r:embed="rId7">
-                      <a:extLst>
-                        <a:ext uri="{28A0092B-C50C-407E-A947-70E740481C1C}">
-                          <a14:useLocalDpi xmlns:a14="http://schemas.microsoft.com/office/drawing/2010/main" val="0"/>
-                        </a:ext>
-                      </a:extLst>
-                    </a:blip>
-                    <a:stretch>
-                      <a:fillRect/>
-                    </a:stretch>
-                  </pic:blipFill>
-                  <pic:spPr>
-                    <a:xfrm>
-                      <a:off x="0" y="0"/>
-                      <a:ext cx="5731510" cy="1821180"/>
-                    </a:xfrm>
-                    <a:prstGeom prst="rect">
-                      <a:avLst/>
-                    </a:prstGeom>
-                  </pic:spPr>
-                </pic:pic>
-              </a:graphicData>
-            </a:graphic>
-          </wp:inline>
-        </w:drawing>
-      </w:r>
-    </w:p>
-    <w:p>
-      <w:pPr>
-        <w:spacing w:before="100" w:beforeAutospacing="1" w:after="100" w:afterAutospacing="1"/>
-        <w:outlineLvl w:val="2"/>
-        <w:rPr>
-          <w:rFonts w:ascii="Times New Roman" w:eastAsia="Times New Roman" w:hAnsi="Times New Roman" w:cs="Times New Roman"/>
-          <w:b/>
-          <w:bCs/>
-          <w:color w:val="000000"/>
-          <w:kern w:val="0"/>
-          <w:sz w:val="27"/>
-          <w:szCs w:val="27"/>
-          <w:lang w:eastAsia="zh-CN"/>
-          <w14:ligatures w14:val="none"/>
-        </w:rPr>
-      </w:pPr>
-      <w:r>
-        <w:rPr>
-          <w:rFonts w:ascii="Times New Roman" w:eastAsia="Times New Roman" w:hAnsi="Times New Roman" w:cs="Times New Roman"/>
-          <w:b/>
-          <w:bCs/>
-          <w:color w:val="000000"/>
-          <w:kern w:val="0"/>
-          <w:sz w:val="27"/>
-          <w:szCs w:val="27"/>
-          <w:lang w:eastAsia="zh-CN"/>
-          <w14:ligatures w14:val="none"/>
-        </w:rPr>
-        <w:t xml:space="preserve">Step </w:t>
-      </w:r>
-      <w:r>
-        <w:rPr>
-          <w:rFonts w:ascii="Times New Roman" w:eastAsia="Times New Roman" w:hAnsi="Times New Roman" w:cs="Times New Roman"/>
-          <w:b/>
-          <w:bCs/>
-          <w:color w:val="000000"/>
-          <w:kern w:val="0"/>
-          <w:sz w:val="27"/>
-          <w:szCs w:val="27"/>
-          <w:lang w:eastAsia="zh-CN"/>
-          <w14:ligatures w14:val="none"/>
-        </w:rPr>
-        <w:t>3</w:t>
-      </w:r>
-      <w:r>
-        <w:rPr>
-          <w:rFonts w:ascii="Times New Roman" w:eastAsia="Times New Roman" w:hAnsi="Times New Roman" w:cs="Times New Roman"/>
-          <w:b/>
-          <w:bCs/>
-          <w:color w:val="000000"/>
-          <w:kern w:val="0"/>
-          <w:sz w:val="27"/>
-          <w:szCs w:val="27"/>
-          <w:lang w:eastAsia="zh-CN"/>
-          <w14:ligatures w14:val="none"/>
-        </w:rPr>
-        <w:t>: Click on the Blue Link</w:t>
-      </w:r>
-      <w:r>
-        <w:rPr>
-          <w:rFonts w:ascii="Times New Roman" w:eastAsia="Times New Roman" w:hAnsi="Times New Roman" w:cs="Times New Roman"/>
-          <w:b/>
-          <w:bCs/>
-          <w:noProof/>
-          <w:color w:val="000000"/>
-          <w:kern w:val="0"/>
-          <w:sz w:val="27"/>
-          <w:szCs w:val="27"/>
-          <w:lang w:eastAsia="zh-CN"/>
-        </w:rPr>
-        <w:drawing>
-          <wp:inline distT="0" distB="0" distL="0" distR="0" wp14:anchorId="09D31270" wp14:editId="09FB2B84">
-            <wp:extent cx="5731510" cy="1440815"/>
-            <wp:effectExtent l="0" t="0" r="0" b="0"/>
-            <wp:docPr id="1059376690" name="Picture 3" descr="A screenshot of a computer&#10;&#10;Description automatically generated"/>
-            <wp:cNvGraphicFramePr>
-              <a:graphicFrameLocks xmlns:a="http://schemas.openxmlformats.org/drawingml/2006/main" noChangeAspect="1"/>
-            </wp:cNvGraphicFramePr>
-            <a:graphic xmlns:a="http://schemas.openxmlformats.org/drawingml/2006/main">
-              <a:graphicData uri="http://schemas.openxmlformats.org/drawingml/2006/picture">
-                <pic:pic xmlns:pic="http://schemas.openxmlformats.org/drawingml/2006/picture">
-                  <pic:nvPicPr>
-                    <pic:cNvPr id="1059376690" name="Picture 3" descr="A screenshot of a computer&#10;&#10;Description automatically generated"/>
-                    <pic:cNvPicPr/>
-                  </pic:nvPicPr>
-                  <pic:blipFill>
-                    <a:blip r:embed="rId8" cstate="print">
-                      <a:extLst>
-                        <a:ext uri="{28A0092B-C50C-407E-A947-70E740481C1C}">
-                          <a14:useLocalDpi xmlns:a14="http://schemas.microsoft.com/office/drawing/2010/main" val="0"/>
-                        </a:ext>
-                      </a:extLst>
-                    </a:blip>
-                    <a:stretch>
-                      <a:fillRect/>
-                    </a:stretch>
-                  </pic:blipFill>
-                  <pic:spPr>
-                    <a:xfrm>
-                      <a:off x="0" y="0"/>
-                      <a:ext cx="5731510" cy="1440815"/>
-                    </a:xfrm>
-                    <a:prstGeom prst="rect">
-                      <a:avLst/>
-                    </a:prstGeom>
-                  </pic:spPr>
-                </pic:pic>
-              </a:graphicData>
-            </a:graphic>
-          </wp:inline>
-        </w:drawing>
-      </w:r>
-    </w:p>
-    <w:p>
-      <w:pPr>
-        <w:spacing w:before="100" w:beforeAutospacing="1" w:after="100" w:afterAutospacing="1"/>
-        <w:outlineLvl w:val="2"/>
-        <w:rPr>
-          <w:rFonts w:ascii="Times New Roman" w:eastAsia="Times New Roman" w:hAnsi="Times New Roman" w:cs="Times New Roman"/>
-          <w:b/>
-          <w:bCs/>
-          <w:color w:val="000000"/>
-          <w:kern w:val="0"/>
-          <w:sz w:val="27"/>
-          <w:szCs w:val="27"/>
-          <w:lang w:eastAsia="zh-CN"/>
-          <w14:ligatures w14:val="none"/>
-        </w:rPr>
-      </w:pPr>
-      <w:r>
-        <w:rPr>
-          <w:rFonts w:ascii="Times New Roman" w:eastAsia="Times New Roman" w:hAnsi="Times New Roman" w:cs="Times New Roman"/>
-          <w:b/>
-          <w:bCs/>
-          <w:color w:val="000000"/>
-          <w:kern w:val="0"/>
-          <w:sz w:val="27"/>
-          <w:szCs w:val="27"/>
-          <w:lang w:eastAsia="zh-CN"/>
-          <w14:ligatures w14:val="none"/>
-        </w:rPr>
-        <w:t xml:space="preserve">Step </w:t>
-      </w:r>
-      <w:r>
-        <w:rPr>
-          <w:rFonts w:ascii="Times New Roman" w:eastAsia="Times New Roman" w:hAnsi="Times New Roman" w:cs="Times New Roman"/>
-          <w:b/>
-          <w:bCs/>
-          <w:color w:val="000000"/>
-          <w:kern w:val="0"/>
-          <w:sz w:val="27"/>
-          <w:szCs w:val="27"/>
-          <w:lang w:eastAsia="zh-CN"/>
-          <w14:ligatures w14:val="none"/>
-        </w:rPr>
-        <w:t>4</w:t>
-      </w:r>
-      <w:r>
-        <w:rPr>
-          <w:rFonts w:ascii="Times New Roman" w:eastAsia="Times New Roman" w:hAnsi="Times New Roman" w:cs="Times New Roman"/>
-          <w:b/>
-          <w:bCs/>
-          <w:color w:val="000000"/>
-          <w:kern w:val="0"/>
-          <w:sz w:val="27"/>
-          <w:szCs w:val="27"/>
-          <w:lang w:eastAsia="zh-CN"/>
-          <w14:ligatures w14:val="none"/>
-        </w:rPr>
-        <w:t>: Paste the Link for the Web-RPD</w:t>
-      </w:r>
-      <w:r>
-        <w:rPr>
-          <w:rFonts w:ascii="Times New Roman" w:eastAsia="Times New Roman" w:hAnsi="Times New Roman" w:cs="Times New Roman"/>
-          <w:b/>
-          <w:bCs/>
-          <w:color w:val="000000"/>
-          <w:kern w:val="0"/>
-          <w:sz w:val="27"/>
-          <w:szCs w:val="27"/>
-          <w:lang w:eastAsia="zh-CN"/>
-          <w14:ligatures w14:val="none"/>
-        </w:rPr>
-        <w:t xml:space="preserve"> in search bar</w:t>
-      </w:r>
-    </w:p>
-    <w:p>
-      <w:pPr>
-        <w:spacing w:before="100" w:beforeAutospacing="1" w:after="100" w:afterAutospacing="1"/>
-        <w:rPr>
-          <w:rFonts w:ascii="Helvetica Neue" w:hAnsi="Helvetica Neue" w:cs="Helvetica Neue"/>
-          <w:color w:val="FFFFFF"/>
-          <w:kern w:val="0"/>
-          <w:sz w:val="26"/>
-          <w:szCs w:val="26"/>
-          <w:lang w:val="en-GB"/>
-        </w:rPr>
-      </w:pPr>
-      <w:r>
-        <w:rPr>
-          <w:rFonts w:ascii="Times New Roman" w:eastAsia="Times New Roman" w:hAnsi="Times New Roman" w:cs="Times New Roman"/>
-          <w:b/>
-          <w:bCs/>
-          <w:color w:val="000000"/>
-          <w:kern w:val="0"/>
-          <w:sz w:val="27"/>
-          <w:szCs w:val="27"/>
-          <w:lang w:eastAsia="zh-CN"/>
-          <w14:ligatures w14:val="none"/>
-        </w:rPr>
-        <w:t>Link:</w:t>
-      </w:r>
-      <w:r>
-        <w:rPr>
-          <w:rFonts w:ascii="Helvetica Neue" w:hAnsi="Helvetica Neue" w:cs="Helvetica Neue"/>
-          <w:color w:val="2892FF"/>
-          <w:kern w:val="0"/>
-          <w:sz w:val="26"/>
-          <w:szCs w:val="26"/>
-          <w:lang w:val="en-GB"/>
-        </w:rPr>
-        <w:t xml:space="preserve"> </w:t>
-      </w:r>
-      <w:hyperlink r:id="rId9" w:history="1">
-        <w:r>
-          <w:rPr>
-            <w:rStyle w:val="Hyperlink"/>
-            <w:rFonts w:ascii="Helvetica Neue" w:hAnsi="Helvetica Neue" w:cs="Helvetica Neue"/>
-            <w:kern w:val="0"/>
-            <w:sz w:val="26"/>
-            <w:szCs w:val="26"/>
-            <w:lang w:val="en-GB"/>
-          </w:rPr>
-          <w:t>https://wyl</w:t>
-        </w:r>
-        <w:r>
-          <w:rPr>
-            <w:rStyle w:val="Hyperlink"/>
-            <w:rFonts w:ascii="Helvetica Neue" w:hAnsi="Helvetica Neue" w:cs="Helvetica Neue"/>
-            <w:kern w:val="0"/>
-            <w:sz w:val="26"/>
-            <w:szCs w:val="26"/>
-            <w:lang w:val="en-GB"/>
-          </w:rPr>
-          <w:t>-a</w:t>
-        </w:r>
-        <w:r>
-          <w:rPr>
-            <w:rStyle w:val="Hyperlink"/>
-            <w:rFonts w:ascii="Helvetica Neue" w:hAnsi="Helvetica Neue" w:cs="Helvetica Neue"/>
-            <w:kern w:val="0"/>
-            <w:sz w:val="26"/>
-            <w:szCs w:val="26"/>
-            <w:lang w:val="en-GB"/>
-          </w:rPr>
-          <w:t>sg.github.io/finale/?id=OAJBLhkNOQoOdFADDmMBGQ</w:t>
-        </w:r>
-      </w:hyperlink>
-    </w:p>
-    <w:p>
-      <w:pPr>
-        <w:spacing w:before="100" w:beforeAutospacing="1" w:after="100" w:afterAutospacing="1"/>
-        <w:outlineLvl w:val="2"/>
-        <w:rPr>
-          <w:rFonts w:ascii="Times New Roman" w:eastAsia="Times New Roman" w:hAnsi="Times New Roman" w:cs="Times New Roman"/>
-          <w:b/>
-          <w:bCs/>
-          <w:color w:val="000000"/>
-          <w:kern w:val="0"/>
-          <w:sz w:val="27"/>
-          <w:szCs w:val="27"/>
-          <w:lang w:val="en-US"/>
-          <w14:ligatures w14:val="none"/>
-        </w:rPr>
-      </w:pPr>
-    </w:p>
-    <w:p>
-      <w:r>
-        <w:rPr>
-          <w:noProof/>
-        </w:rPr>
-        <w:drawing>
-          <wp:inline distT="0" distB="0" distL="0" distR="0" wp14:anchorId="3FFBAB8B" wp14:editId="6A4E331D">
-            <wp:extent cx="5731510" cy="386080"/>
-            <wp:effectExtent l="0" t="0" r="0" b="0"/>
-            <wp:docPr id="1217360297" name="Picture 4"/>
-            <wp:cNvGraphicFramePr>
-              <a:graphicFrameLocks xmlns:a="http://schemas.openxmlformats.org/drawingml/2006/main" noChangeAspect="1"/>
-            </wp:cNvGraphicFramePr>
-            <a:graphic xmlns:a="http://schemas.openxmlformats.org/drawingml/2006/main">
-              <a:graphicData uri="http://schemas.openxmlformats.org/drawingml/2006/picture">
-                <pic:pic xmlns:pic="http://schemas.openxmlformats.org/drawingml/2006/picture">
-                  <pic:nvPicPr>
-                    <pic:cNvPr id="1217360297" name="Picture 1217360297"/>
-                    <pic:cNvPicPr/>
-                  </pic:nvPicPr>
-                  <pic:blipFill>
-                    <a:blip r:embed="rId10">
-                      <a:extLst>
-                        <a:ext uri="{28A0092B-C50C-407E-A947-70E740481C1C}">
-                          <a14:useLocalDpi xmlns:a14="http://schemas.microsoft.com/office/drawing/2010/main" val="0"/>
-                        </a:ext>
-                      </a:extLst>
-                    </a:blip>
-                    <a:stretch>
-                      <a:fillRect/>
-                    </a:stretch>
-                  </pic:blipFill>
-                  <pic:spPr>
-                    <a:xfrm>
-                      <a:off x="0" y="0"/>
-                      <a:ext cx="5731510" cy="386080"/>
-                    </a:xfrm>
-                    <a:prstGeom prst="rect">
-                      <a:avLst/>
-                    </a:prstGeom>
-                  </pic:spPr>
-                </pic:pic>
-              </a:graphicData>
-            </a:graphic>
-          </wp:inline>
-        </w:drawing>
+        <w:pStyle w:val="Title"/>
+      </w:pPr>
+      <w:r>
+        <w:t xml:space="preserve">How to Access the SmartRPD Web Application</w:t>
+      </w:r>
+    </w:p>
+    <w:p>
+      <w:r>
+        <w:t xml:space="preserve">Updated: 29 June 2026</w:t>
+      </w:r>
+    </w:p>
+    <w:p>
+      <w:r>
+        <w:t xml:space="preserve">Aligned with the current login page, case-management flow, 2D annotation page, 3D viewer and REST API usage.</w:t>
+      </w:r>
+    </w:p>
+    <w:p>
+      <w:pPr>
+        <w:pStyle w:val="Heading1"/>
+      </w:pPr>
+      <w:r>
+        <w:t xml:space="preserve">1. Purpose</w:t>
+      </w:r>
+    </w:p>
+    <w:p>
+      <w:r>
+        <w:t xml:space="preserve">This guide describes the current user-facing entry points and navigation flow for the SmartRPD web application. The older workflow that required visiting a raw API URL first is no longer the recommended access method.</w:t>
+      </w:r>
+    </w:p>
+    <w:p>
+      <w:pPr>
+        <w:pStyle w:val="Heading1"/>
+      </w:pPr>
+      <w:r>
+        <w:t xml:space="preserve">2. Recommended Entry Point</w:t>
+      </w:r>
+    </w:p>
+    <w:p>
+      <w:pPr>
+        <w:ind w:left="720" w:hanging="360"/>
+      </w:pPr>
+      <w:r>
+        <w:t xml:space="preserve">- Open the hosted SmartRPD web application URL provided for the environment, or open http://localhost:8089/ when running locally with npm run dev.</w:t>
+      </w:r>
+    </w:p>
+    <w:p>
+      <w:pPr>
+        <w:ind w:left="720" w:hanging="360"/>
+      </w:pPr>
+      <w:r>
+        <w:t xml:space="preserve">- The first page is index.html, which displays the SmartRPD login form.</w:t>
+      </w:r>
+    </w:p>
+    <w:p>
+      <w:pPr>
+        <w:ind w:left="720" w:hanging="360"/>
+      </w:pPr>
+      <w:r>
+        <w:t xml:space="preserve">- The browser preconnects to https://live.api.smartrpdai.com because the app uses the live SmartRPD REST API.</w:t>
+      </w:r>
+    </w:p>
+    <w:p>
+      <w:pPr>
+        <w:pStyle w:val="Heading1"/>
+      </w:pPr>
+      <w:r>
+        <w:t xml:space="preserve">3. Login and OTP Flow</w:t>
+      </w:r>
+    </w:p>
+    <w:p>
+      <w:pPr>
+        <w:ind w:left="720" w:hanging="360"/>
+      </w:pPr>
+      <w:r>
+        <w:t xml:space="preserve">- Enter username and password on the login page.</w:t>
+      </w:r>
+    </w:p>
+    <w:p>
+      <w:pPr>
+        <w:ind w:left="720" w:hanging="360"/>
+      </w:pPr>
+      <w:r>
+        <w:t xml:space="preserve">- If prompted, complete the OTP verification screen.</w:t>
+      </w:r>
+    </w:p>
+    <w:p>
+      <w:pPr>
+        <w:ind w:left="720" w:hanging="360"/>
+      </w:pPr>
+      <w:r>
+        <w:t xml:space="preserve">- Authentication guard logic protects the case list, 2D annotation and 3D viewer pages.</w:t>
+      </w:r>
+    </w:p>
+    <w:p>
+      <w:pPr>
+        <w:ind w:left="720" w:hanging="360"/>
+      </w:pPr>
+      <w:r>
+        <w:t xml:space="preserve">- The current project status report records login, authentication guard and OTP verification as implemented and integrated.</w:t>
+      </w:r>
+    </w:p>
+    <w:p>
+      <w:pPr>
+        <w:pStyle w:val="Heading1"/>
+      </w:pPr>
+      <w:r>
+        <w:t xml:space="preserve">4. Case List Workflow</w:t>
+      </w:r>
+    </w:p>
+    <w:p>
+      <w:pPr>
+        <w:ind w:left="720" w:hanging="360"/>
+      </w:pPr>
+      <w:r>
+        <w:t xml:space="preserve">- After login, use the case list to browse, search, sort and inspect cases.</w:t>
+      </w:r>
+    </w:p>
+    <w:p>
+      <w:pPr>
+        <w:ind w:left="720" w:hanging="360"/>
+      </w:pPr>
+      <w:r>
+        <w:t xml:space="preserve">- Case actions include open, rename, duplicate, delete, launch 3D viewer, copy viewer link, Export/Share and file download workflows where available.</w:t>
+      </w:r>
+    </w:p>
+    <w:p>
+      <w:pPr>
+        <w:ind w:left="720" w:hanging="360"/>
+      </w:pPr>
+      <w:r>
+        <w:t xml:space="preserve">- Case creation supports metadata entry, upper/lower STL upload, reference images, user assignment and invitation flow.</w:t>
+      </w:r>
+    </w:p>
+    <w:p>
+      <w:pPr>
+        <w:pStyle w:val="Heading1"/>
+      </w:pPr>
+      <w:r>
+        <w:t xml:space="preserve">5. 2D Annotation Access</w:t>
+      </w:r>
+    </w:p>
+    <w:p>
+      <w:pPr>
+        <w:ind w:left="720" w:hanging="360"/>
+      </w:pPr>
+      <w:r>
+        <w:t xml:space="preserve">- Open a case into the 2D annotation workspace when design planning or clinical marking is required.</w:t>
+      </w:r>
+    </w:p>
+    <w:p>
+      <w:pPr>
+        <w:ind w:left="720" w:hanging="360"/>
+      </w:pPr>
+      <w:r>
+        <w:t xml:space="preserve">- The 2D workspace supports upper/lower jaw display, RPD component catalog tabs, component placement, clinical information, case notes, undo/redo, save/back handling, noticeboard content, chat and linked 3D preview.</w:t>
+      </w:r>
+    </w:p>
+    <w:p>
+      <w:pPr>
+        <w:ind w:left="720" w:hanging="360"/>
+      </w:pPr>
+      <w:r>
+        <w:t xml:space="preserve">- Jaw-structure data is encoded, decoded and round-tripped through the API so designs can be reloaded and edited later.</w:t>
+      </w:r>
+    </w:p>
+    <w:p>
+      <w:pPr>
+        <w:pStyle w:val="Heading1"/>
+      </w:pPr>
+      <w:r>
+        <w:t xml:space="preserve">6. 3D Viewer Access</w:t>
+      </w:r>
+    </w:p>
+    <w:p>
+      <w:pPr>
+        <w:ind w:left="720" w:hanging="360"/>
+      </w:pPr>
+      <w:r>
+        <w:t xml:space="preserve">- Open the 3D viewer from case management or from the 2D workflow.</w:t>
+      </w:r>
+    </w:p>
+    <w:p>
+      <w:pPr>
+        <w:ind w:left="720" w:hanging="360"/>
+      </w:pPr>
+      <w:r>
+        <w:t xml:space="preserve">- The 3D viewer supports upper/lower jaw meshes, OFF/STL fallback loading, surface/design meshes, polylines, artificial teeth, heatmaps, camera presets, reset, rotation lock and responsive controls.</w:t>
+      </w:r>
+    </w:p>
+    <w:p>
+      <w:pPr>
+        <w:ind w:left="720" w:hanging="360"/>
+      </w:pPr>
+      <w:r>
+        <w:t xml:space="preserve">- Export/Share is a case-management action that opens the viewer in a new tab with a temporary encoded viewer identity. It is not a separate button inside the 3D viewer toolbar in the documented integration branch.</w:t>
+      </w:r>
+    </w:p>
+    <w:p>
+      <w:pPr>
+        <w:pStyle w:val="Heading1"/>
+      </w:pPr>
+      <w:r>
+        <w:t xml:space="preserve">7. Collaboration Features</w:t>
+      </w:r>
+    </w:p>
+    <w:p>
+      <w:pPr>
+        <w:ind w:left="720" w:hanging="360"/>
+      </w:pPr>
+      <w:r>
+        <w:t xml:space="preserve">- Case chat is available across case list, 2D annotation and 3D viewer workflows. It supports text, image attachments, previews and polling.</w:t>
+      </w:r>
+    </w:p>
+    <w:p>
+      <w:pPr>
+        <w:ind w:left="720" w:hanging="360"/>
+      </w:pPr>
+      <w:r>
+        <w:t xml:space="preserve">- Notifications and alert status are integrated through the shared shell.</w:t>
+      </w:r>
+    </w:p>
+    <w:p>
+      <w:pPr>
+        <w:ind w:left="720" w:hanging="360"/>
+      </w:pPr>
+      <w:r>
+        <w:t xml:space="preserve">- Version History opens as an integrated modal rather than the old inline annotation-history area.</w:t>
+      </w:r>
+    </w:p>
+    <w:p>
+      <w:pPr>
+        <w:pStyle w:val="Heading1"/>
+      </w:pPr>
+      <w:r>
+        <w:t xml:space="preserve">8. Troubleshooting Access</w:t>
+      </w:r>
+    </w:p>
+    <w:p>
+      <w:pPr>
+        <w:ind w:left="720" w:hanging="360"/>
+      </w:pPr>
+      <w:r>
+        <w:t xml:space="preserve">- If the app does not load case data, check connectivity to https://live.api.smartrpdai.com/api/smartrpd.</w:t>
+      </w:r>
+    </w:p>
+    <w:p>
+      <w:pPr>
+        <w:ind w:left="720" w:hanging="360"/>
+      </w:pPr>
+      <w:r>
+        <w:t xml:space="preserve">- If GitHub Pages assets are missing, verify that the deployed path matches the base-path handling used when hostname includes github.io.</w:t>
+      </w:r>
+    </w:p>
+    <w:p>
+      <w:pPr>
+        <w:ind w:left="720" w:hanging="360"/>
+      </w:pPr>
+      <w:r>
+        <w:t xml:space="preserve">- If the local development server shows stale styles, hard-refresh the page; Vite is configured to send no-store cache headers.</w:t>
+      </w:r>
+    </w:p>
+    <w:p>
+      <w:pPr>
+        <w:ind w:left="720" w:hanging="360"/>
+      </w:pPr>
+      <w:r>
+        <w:t xml:space="preserve">- If a direct encrypted case URL is used, keep the id query parameter intact. Case identity is passed through an obfuscated encrypted ?id= value and decoded by src/crypt.js.</w:t>
+      </w:r>
+    </w:p>
+    <w:p>
+      <w:pPr>
+        <w:pStyle w:val="Heading1"/>
+      </w:pPr>
+      <w:r>
+        <w:t xml:space="preserve">9. Current Release Caveat</w:t>
+      </w:r>
+    </w:p>
+    <w:p>
+      <w:r>
+        <w:t xml:space="preserve">Implementation evidence exists for the main access and navigation flows. Formal UAT and production validation are not recorded in the repository evidence reviewed, so operational sign-off should be tracked separately.</w:t>
       </w:r>
     </w:p>
     <w:sectPr>

--- a/Documentations/How to Access the website .docx
+++ b/Documentations/How to Access the website .docx
@@ -1,23 +1,63 @@
 
 <file path=word/document.xml><?xml version="1.0" encoding="utf-8"?>
-<w:document xmlns:wpc="http://schemas.microsoft.com/office/word/2010/wordprocessingCanvas" xmlns:mc="http://schemas.openxmlformats.org/markup-compatibility/2006" xmlns:o="urn:schemas-microsoft-com:office:office" xmlns:r="http://schemas.openxmlformats.org/officeDocument/2006/relationships" xmlns:m="http://schemas.openxmlformats.org/officeDocument/2006/math" xmlns:v="urn:schemas-microsoft-com:vml" xmlns:wp14="http://schemas.microsoft.com/office/word/2010/wordprocessingDrawing" xmlns:wp="http://schemas.openxmlformats.org/drawingml/2006/wordprocessingDrawing" xmlns:w10="urn:schemas-microsoft-com:office:word" xmlns:w="http://schemas.openxmlformats.org/wordprocessingml/2006/main" xmlns:w14="http://schemas.microsoft.com/office/word/2010/wordml" xmlns:w15="http://schemas.microsoft.com/office/word/2012/wordml" xmlns:wpg="http://schemas.microsoft.com/office/word/2010/wordprocessingGroup" xmlns:wpi="http://schemas.microsoft.com/office/word/2010/wordprocessingInk" xmlns:wne="http://schemas.microsoft.com/office/word/2006/wordml" xmlns:wps="http://schemas.microsoft.com/office/word/2010/wordprocessingShape" mc:Ignorable="w14 w15 wp14">
+<w:document xmlns:wpc="http://schemas.microsoft.com/office/word/2010/wordprocessingCanvas" xmlns:cx="http://schemas.microsoft.com/office/drawing/2014/chartex" xmlns:cx1="http://schemas.microsoft.com/office/drawing/2015/9/8/chartex" xmlns:cx2="http://schemas.microsoft.com/office/drawing/2015/10/21/chartex" xmlns:cx3="http://schemas.microsoft.com/office/drawing/2016/5/9/chartex" xmlns:cx4="http://schemas.microsoft.com/office/drawing/2016/5/10/chartex" xmlns:cx5="http://schemas.microsoft.com/office/drawing/2016/5/11/chartex" xmlns:cx6="http://schemas.microsoft.com/office/drawing/2016/5/12/chartex" xmlns:cx7="http://schemas.microsoft.com/office/drawing/2016/5/13/chartex" xmlns:cx8="http://schemas.microsoft.com/office/drawing/2016/5/14/chartex" xmlns:mc="http://schemas.openxmlformats.org/markup-compatibility/2006" xmlns:aink="http://schemas.microsoft.com/office/drawing/2016/ink" xmlns:am3d="http://schemas.microsoft.com/office/drawing/2017/model3d" xmlns:o="urn:schemas-microsoft-com:office:office" xmlns:oel="http://schemas.microsoft.com/office/2019/extlst" xmlns:r="http://schemas.openxmlformats.org/officeDocument/2006/relationships" xmlns:m="http://schemas.openxmlformats.org/officeDocument/2006/math" xmlns:v="urn:schemas-microsoft-com:vml" xmlns:wp14="http://schemas.microsoft.com/office/word/2010/wordprocessingDrawing" xmlns:wp="http://schemas.openxmlformats.org/drawingml/2006/wordprocessingDrawing" xmlns:w10="urn:schemas-microsoft-com:office:word" xmlns:w="http://schemas.openxmlformats.org/wordprocessingml/2006/main" xmlns:w14="http://schemas.microsoft.com/office/word/2010/wordml" xmlns:w15="http://schemas.microsoft.com/office/word/2012/wordml" xmlns:w16cex="http://schemas.microsoft.com/office/word/2018/wordml/cex" xmlns:w16cid="http://schemas.microsoft.com/office/word/2016/wordml/cid" xmlns:w16="http://schemas.microsoft.com/office/word/2018/wordml" xmlns:w16du="http://schemas.microsoft.com/office/word/2023/wordml/word16du" xmlns:w16sdtdh="http://schemas.microsoft.com/office/word/2020/wordml/sdtdatahash" xmlns:w16sdtfl="http://schemas.microsoft.com/office/word/2024/wordml/sdtformatlock" xmlns:w16se="http://schemas.microsoft.com/office/word/2015/wordml/symex" xmlns:wpg="http://schemas.microsoft.com/office/word/2010/wordprocessingGroup" xmlns:wpi="http://schemas.microsoft.com/office/word/2010/wordprocessingInk" xmlns:wne="http://schemas.microsoft.com/office/word/2006/wordml" xmlns:wps="http://schemas.microsoft.com/office/word/2010/wordprocessingShape" mc:Ignorable="w14 w15 w16se w16cid w16 w16cex w16sdtdh w16sdtfl w16du wp14">
   <w:body>
     <w:p>
       <w:pPr>
         <w:pStyle w:val="Title"/>
-      </w:pPr>
-      <w:r>
-        <w:t xml:space="preserve">How to Access the SmartRPD Web Application</w:t>
-      </w:r>
-    </w:p>
-    <w:p>
-      <w:r>
-        <w:t xml:space="preserve">Updated: 29 June 2026</w:t>
-      </w:r>
-    </w:p>
-    <w:p>
-      <w:r>
-        <w:t xml:space="preserve">Aligned with the current login page, case-management flow, 2D annotation page, 3D viewer and REST API usage.</w:t>
+        <w:rPr>
+          <w:u w:val="single"/>
+        </w:rPr>
+      </w:pPr>
+      <w:r>
+        <w:rPr>
+          <w:sz w:val="48"/>
+          <w:szCs w:val="48"/>
+          <w:u w:val="single"/>
+        </w:rPr>
+        <w:t>How to Access the SmartRPD Web Application</w:t>
+      </w:r>
+    </w:p>
+    <w:p>
+      <w:pPr>
+        <w:rPr>
+          <w:i/>
+          <w:iCs/>
+        </w:rPr>
+      </w:pPr>
+      <w:r>
+        <w:rPr>
+          <w:i/>
+          <w:iCs/>
+        </w:rPr>
+        <w:t xml:space="preserve">Last </w:t>
+      </w:r>
+      <w:r>
+        <w:rPr>
+          <w:i/>
+          <w:iCs/>
+        </w:rPr>
+        <w:t xml:space="preserve">Updated: </w:t>
+      </w:r>
+      <w:r>
+        <w:rPr>
+          <w:i/>
+          <w:iCs/>
+        </w:rPr>
+        <w:t>6 July</w:t>
+      </w:r>
+      <w:r>
+        <w:rPr>
+          <w:i/>
+          <w:iCs/>
+        </w:rPr>
+        <w:t xml:space="preserve"> 2026</w:t>
+      </w:r>
+    </w:p>
+    <w:p/>
+    <w:p>
+      <w:r>
+        <w:t>Aligned with the current login page, case-management flow, 2D annotation page, 3D viewer and REST API usage.</w:t>
       </w:r>
     </w:p>
     <w:p>
@@ -25,12 +65,15 @@
         <w:pStyle w:val="Heading1"/>
       </w:pPr>
       <w:r>
-        <w:t xml:space="preserve">1. Purpose</w:t>
-      </w:r>
-    </w:p>
-    <w:p>
-      <w:r>
-        <w:t xml:space="preserve">This guide describes the current user-facing entry points and navigation flow for the SmartRPD web application. The older workflow that required visiting a raw API URL first is no longer the recommended access method.</w:t>
+        <w:t>1. Purpose</w:t>
+      </w:r>
+    </w:p>
+    <w:p>
+      <w:pPr>
+        <w:ind w:left="720"/>
+      </w:pPr>
+      <w:r>
+        <w:t>This guide describes the current user-facing entry points and navigation flow for the SmartRPD web application. The older workflow that required visiting a raw API URL first is no longer the recommended access method.</w:t>
       </w:r>
     </w:p>
     <w:p>
@@ -38,31 +81,49 @@
         <w:pStyle w:val="Heading1"/>
       </w:pPr>
       <w:r>
-        <w:t xml:space="preserve">2. Recommended Entry Point</w:t>
-      </w:r>
-    </w:p>
-    <w:p>
-      <w:pPr>
-        <w:ind w:left="720" w:hanging="360"/>
-      </w:pPr>
-      <w:r>
-        <w:t xml:space="preserve">- Open the hosted SmartRPD web application URL provided for the environment, or open http://localhost:8089/ when running locally with npm run dev.</w:t>
-      </w:r>
-    </w:p>
-    <w:p>
-      <w:pPr>
-        <w:ind w:left="720" w:hanging="360"/>
-      </w:pPr>
-      <w:r>
-        <w:t xml:space="preserve">- The first page is index.html, which displays the SmartRPD login form.</w:t>
-      </w:r>
-    </w:p>
-    <w:p>
-      <w:pPr>
-        <w:ind w:left="720" w:hanging="360"/>
-      </w:pPr>
-      <w:r>
-        <w:t xml:space="preserve">- The browser preconnects to https://live.api.smartrpdai.com because the app uses the live SmartRPD REST API.</w:t>
+        <w:t>2. Recommended Entry Point</w:t>
+      </w:r>
+    </w:p>
+    <w:p>
+      <w:pPr>
+        <w:ind w:left="720" w:hanging="360"/>
+      </w:pPr>
+      <w:r>
+        <w:t xml:space="preserve">- </w:t>
+      </w:r>
+      <w:r>
+        <w:tab/>
+      </w:r>
+      <w:r>
+        <w:t>Open the hosted SmartRPD web application URL provided for the environment, or open http://localhost:8089/ when running locally with npm run dev.</w:t>
+      </w:r>
+    </w:p>
+    <w:p>
+      <w:pPr>
+        <w:ind w:left="720" w:hanging="360"/>
+      </w:pPr>
+      <w:r>
+        <w:t xml:space="preserve">- </w:t>
+      </w:r>
+      <w:r>
+        <w:tab/>
+      </w:r>
+      <w:r>
+        <w:t>The first page is index.html, which displays the SmartRPD login form.</w:t>
+      </w:r>
+    </w:p>
+    <w:p>
+      <w:pPr>
+        <w:ind w:left="720" w:hanging="360"/>
+      </w:pPr>
+      <w:r>
+        <w:t xml:space="preserve">- </w:t>
+      </w:r>
+      <w:r>
+        <w:tab/>
+      </w:r>
+      <w:r>
+        <w:t>The browser preconnects to https://live.api.smartrpdai.com because the app uses the live SmartRPD REST API.</w:t>
       </w:r>
     </w:p>
     <w:p>
@@ -70,39 +131,63 @@
         <w:pStyle w:val="Heading1"/>
       </w:pPr>
       <w:r>
-        <w:t xml:space="preserve">3. Login and OTP Flow</w:t>
-      </w:r>
-    </w:p>
-    <w:p>
-      <w:pPr>
-        <w:ind w:left="720" w:hanging="360"/>
-      </w:pPr>
-      <w:r>
-        <w:t xml:space="preserve">- Enter username and password on the login page.</w:t>
-      </w:r>
-    </w:p>
-    <w:p>
-      <w:pPr>
-        <w:ind w:left="720" w:hanging="360"/>
-      </w:pPr>
-      <w:r>
-        <w:t xml:space="preserve">- If prompted, complete the OTP verification screen.</w:t>
-      </w:r>
-    </w:p>
-    <w:p>
-      <w:pPr>
-        <w:ind w:left="720" w:hanging="360"/>
-      </w:pPr>
-      <w:r>
-        <w:t xml:space="preserve">- Authentication guard logic protects the case list, 2D annotation and 3D viewer pages.</w:t>
-      </w:r>
-    </w:p>
-    <w:p>
-      <w:pPr>
-        <w:ind w:left="720" w:hanging="360"/>
-      </w:pPr>
-      <w:r>
-        <w:t xml:space="preserve">- The current project status report records login, authentication guard and OTP verification as implemented and integrated.</w:t>
+        <w:t>3. Login and OTP Flow</w:t>
+      </w:r>
+    </w:p>
+    <w:p>
+      <w:pPr>
+        <w:ind w:left="720" w:hanging="360"/>
+      </w:pPr>
+      <w:r>
+        <w:t xml:space="preserve">- </w:t>
+      </w:r>
+      <w:r>
+        <w:tab/>
+      </w:r>
+      <w:r>
+        <w:t>Enter username and password on the login page.</w:t>
+      </w:r>
+    </w:p>
+    <w:p>
+      <w:pPr>
+        <w:ind w:left="720" w:hanging="360"/>
+      </w:pPr>
+      <w:r>
+        <w:t xml:space="preserve">- </w:t>
+      </w:r>
+      <w:r>
+        <w:tab/>
+      </w:r>
+      <w:r>
+        <w:t>If prompted, complete the OTP verification screen.</w:t>
+      </w:r>
+    </w:p>
+    <w:p>
+      <w:pPr>
+        <w:ind w:left="720" w:hanging="360"/>
+      </w:pPr>
+      <w:r>
+        <w:t xml:space="preserve">- </w:t>
+      </w:r>
+      <w:r>
+        <w:tab/>
+      </w:r>
+      <w:r>
+        <w:t>Authentication guard logic protects the case list, 2D annotation and 3D viewer pages.</w:t>
+      </w:r>
+    </w:p>
+    <w:p>
+      <w:pPr>
+        <w:ind w:left="720" w:hanging="360"/>
+      </w:pPr>
+      <w:r>
+        <w:t xml:space="preserve">- </w:t>
+      </w:r>
+      <w:r>
+        <w:tab/>
+      </w:r>
+      <w:r>
+        <w:t>The current project status report records login, authentication guard and OTP verification as implemented and integrated.</w:t>
       </w:r>
     </w:p>
     <w:p>
@@ -110,31 +195,49 @@
         <w:pStyle w:val="Heading1"/>
       </w:pPr>
       <w:r>
-        <w:t xml:space="preserve">4. Case List Workflow</w:t>
-      </w:r>
-    </w:p>
-    <w:p>
-      <w:pPr>
-        <w:ind w:left="720" w:hanging="360"/>
-      </w:pPr>
-      <w:r>
-        <w:t xml:space="preserve">- After login, use the case list to browse, search, sort and inspect cases.</w:t>
-      </w:r>
-    </w:p>
-    <w:p>
-      <w:pPr>
-        <w:ind w:left="720" w:hanging="360"/>
-      </w:pPr>
-      <w:r>
-        <w:t xml:space="preserve">- Case actions include open, rename, duplicate, delete, launch 3D viewer, copy viewer link, Export/Share and file download workflows where available.</w:t>
-      </w:r>
-    </w:p>
-    <w:p>
-      <w:pPr>
-        <w:ind w:left="720" w:hanging="360"/>
-      </w:pPr>
-      <w:r>
-        <w:t xml:space="preserve">- Case creation supports metadata entry, upper/lower STL upload, reference images, user assignment and invitation flow.</w:t>
+        <w:t>4. Case List Workflow</w:t>
+      </w:r>
+    </w:p>
+    <w:p>
+      <w:pPr>
+        <w:ind w:left="720" w:hanging="360"/>
+      </w:pPr>
+      <w:r>
+        <w:t xml:space="preserve">- </w:t>
+      </w:r>
+      <w:r>
+        <w:tab/>
+      </w:r>
+      <w:r>
+        <w:t>After login, use the case list to browse, search, sort and inspect cases.</w:t>
+      </w:r>
+    </w:p>
+    <w:p>
+      <w:pPr>
+        <w:ind w:left="720" w:hanging="360"/>
+      </w:pPr>
+      <w:r>
+        <w:t xml:space="preserve">- </w:t>
+      </w:r>
+      <w:r>
+        <w:tab/>
+      </w:r>
+      <w:r>
+        <w:t>Case actions include open, rename, duplicate, delete, launch 3D viewer, copy viewer link, Export/Share and file download workflows where available.</w:t>
+      </w:r>
+    </w:p>
+    <w:p>
+      <w:pPr>
+        <w:ind w:left="720" w:hanging="360"/>
+      </w:pPr>
+      <w:r>
+        <w:t xml:space="preserve">- </w:t>
+      </w:r>
+      <w:r>
+        <w:tab/>
+      </w:r>
+      <w:r>
+        <w:t>Case creation supports metadata entry, upper/lower STL upload, reference images, user assignment and invitation flow.</w:t>
       </w:r>
     </w:p>
     <w:p>
@@ -142,31 +245,50 @@
         <w:pStyle w:val="Heading1"/>
       </w:pPr>
       <w:r>
-        <w:t xml:space="preserve">5. 2D Annotation Access</w:t>
-      </w:r>
-    </w:p>
-    <w:p>
-      <w:pPr>
-        <w:ind w:left="720" w:hanging="360"/>
-      </w:pPr>
-      <w:r>
-        <w:t xml:space="preserve">- Open a case into the 2D annotation workspace when design planning or clinical marking is required.</w:t>
-      </w:r>
-    </w:p>
-    <w:p>
-      <w:pPr>
-        <w:ind w:left="720" w:hanging="360"/>
-      </w:pPr>
-      <w:r>
-        <w:t xml:space="preserve">- The 2D workspace supports upper/lower jaw display, RPD component catalog tabs, component placement, clinical information, case notes, undo/redo, save/back handling, noticeboard content, chat and linked 3D preview.</w:t>
-      </w:r>
-    </w:p>
-    <w:p>
-      <w:pPr>
-        <w:ind w:left="720" w:hanging="360"/>
-      </w:pPr>
-      <w:r>
-        <w:t xml:space="preserve">- Jaw-structure data is encoded, decoded and round-tripped through the API so designs can be reloaded and edited later.</w:t>
+        <w:t>5. 2D Annotation Access</w:t>
+      </w:r>
+    </w:p>
+    <w:p>
+      <w:pPr>
+        <w:ind w:left="720" w:hanging="360"/>
+      </w:pPr>
+      <w:r>
+        <w:t xml:space="preserve">- </w:t>
+      </w:r>
+      <w:r>
+        <w:tab/>
+      </w:r>
+      <w:r>
+        <w:t>Open a case into the 2D annotation workspace when design planning or clinical marking is required.</w:t>
+      </w:r>
+    </w:p>
+    <w:p>
+      <w:pPr>
+        <w:ind w:left="720" w:hanging="360"/>
+      </w:pPr>
+      <w:r>
+        <w:t xml:space="preserve">- </w:t>
+      </w:r>
+      <w:r>
+        <w:tab/>
+      </w:r>
+      <w:r>
+        <w:t>The 2D workspace supports upper/lower jaw display, RPD component catalog tabs, component placement, clinical information, case notes, undo/redo, save/back handling, noticeboard content, chat and linked 3D preview.</w:t>
+      </w:r>
+    </w:p>
+    <w:p>
+      <w:pPr>
+        <w:ind w:left="720" w:hanging="360"/>
+      </w:pPr>
+      <w:r>
+        <w:lastRenderedPageBreak/>
+        <w:t xml:space="preserve">- </w:t>
+      </w:r>
+      <w:r>
+        <w:tab/>
+      </w:r>
+      <w:r>
+        <w:t>Jaw-structure data is encoded, decoded and round-tripped through the API so designs can be reloaded and edited later.</w:t>
       </w:r>
     </w:p>
     <w:p>
@@ -174,31 +296,49 @@
         <w:pStyle w:val="Heading1"/>
       </w:pPr>
       <w:r>
-        <w:t xml:space="preserve">6. 3D Viewer Access</w:t>
-      </w:r>
-    </w:p>
-    <w:p>
-      <w:pPr>
-        <w:ind w:left="720" w:hanging="360"/>
-      </w:pPr>
-      <w:r>
-        <w:t xml:space="preserve">- Open the 3D viewer from case management or from the 2D workflow.</w:t>
-      </w:r>
-    </w:p>
-    <w:p>
-      <w:pPr>
-        <w:ind w:left="720" w:hanging="360"/>
-      </w:pPr>
-      <w:r>
-        <w:t xml:space="preserve">- The 3D viewer supports upper/lower jaw meshes, OFF/STL fallback loading, surface/design meshes, polylines, artificial teeth, heatmaps, camera presets, reset, rotation lock and responsive controls.</w:t>
-      </w:r>
-    </w:p>
-    <w:p>
-      <w:pPr>
-        <w:ind w:left="720" w:hanging="360"/>
-      </w:pPr>
-      <w:r>
-        <w:t xml:space="preserve">- Export/Share is a case-management action that opens the viewer in a new tab with a temporary encoded viewer identity. It is not a separate button inside the 3D viewer toolbar in the documented integration branch.</w:t>
+        <w:t>6. 3D Viewer Access</w:t>
+      </w:r>
+    </w:p>
+    <w:p>
+      <w:pPr>
+        <w:ind w:left="720" w:hanging="360"/>
+      </w:pPr>
+      <w:r>
+        <w:t xml:space="preserve">- </w:t>
+      </w:r>
+      <w:r>
+        <w:tab/>
+      </w:r>
+      <w:r>
+        <w:t>Open the 3D viewer from case management or from the 2D workflow.</w:t>
+      </w:r>
+    </w:p>
+    <w:p>
+      <w:pPr>
+        <w:ind w:left="720" w:hanging="360"/>
+      </w:pPr>
+      <w:r>
+        <w:t xml:space="preserve">- </w:t>
+      </w:r>
+      <w:r>
+        <w:tab/>
+      </w:r>
+      <w:r>
+        <w:t>The 3D viewer supports upper/lower jaw meshes, OFF/STL fallback loading, surface/design meshes, polylines, artificial teeth, heatmaps, camera presets, reset, rotation lock and responsive controls.</w:t>
+      </w:r>
+    </w:p>
+    <w:p>
+      <w:pPr>
+        <w:ind w:left="720" w:hanging="360"/>
+      </w:pPr>
+      <w:r>
+        <w:t xml:space="preserve">- </w:t>
+      </w:r>
+      <w:r>
+        <w:tab/>
+      </w:r>
+      <w:r>
+        <w:t>Export/Share is a case-management action that opens the viewer in a new tab with a temporary encoded viewer identity. It is not a separate button inside the 3D viewer toolbar in the documented integration branch.</w:t>
       </w:r>
     </w:p>
     <w:p>
@@ -206,31 +346,49 @@
         <w:pStyle w:val="Heading1"/>
       </w:pPr>
       <w:r>
-        <w:t xml:space="preserve">7. Collaboration Features</w:t>
-      </w:r>
-    </w:p>
-    <w:p>
-      <w:pPr>
-        <w:ind w:left="720" w:hanging="360"/>
-      </w:pPr>
-      <w:r>
-        <w:t xml:space="preserve">- Case chat is available across case list, 2D annotation and 3D viewer workflows. It supports text, image attachments, previews and polling.</w:t>
-      </w:r>
-    </w:p>
-    <w:p>
-      <w:pPr>
-        <w:ind w:left="720" w:hanging="360"/>
-      </w:pPr>
-      <w:r>
-        <w:t xml:space="preserve">- Notifications and alert status are integrated through the shared shell.</w:t>
-      </w:r>
-    </w:p>
-    <w:p>
-      <w:pPr>
-        <w:ind w:left="720" w:hanging="360"/>
-      </w:pPr>
-      <w:r>
-        <w:t xml:space="preserve">- Version History opens as an integrated modal rather than the old inline annotation-history area.</w:t>
+        <w:t>7. Collaboration Features</w:t>
+      </w:r>
+    </w:p>
+    <w:p>
+      <w:pPr>
+        <w:ind w:left="720" w:hanging="360"/>
+      </w:pPr>
+      <w:r>
+        <w:t xml:space="preserve">- </w:t>
+      </w:r>
+      <w:r>
+        <w:tab/>
+      </w:r>
+      <w:r>
+        <w:t>Case chat is available across case list, 2D annotation and 3D viewer workflows. It supports text, image attachments, previews and polling.</w:t>
+      </w:r>
+    </w:p>
+    <w:p>
+      <w:pPr>
+        <w:ind w:left="720" w:hanging="360"/>
+      </w:pPr>
+      <w:r>
+        <w:t xml:space="preserve">- </w:t>
+      </w:r>
+      <w:r>
+        <w:tab/>
+      </w:r>
+      <w:r>
+        <w:t>Notifications and alert status are integrated through the shared shell.</w:t>
+      </w:r>
+    </w:p>
+    <w:p>
+      <w:pPr>
+        <w:ind w:left="720" w:hanging="360"/>
+      </w:pPr>
+      <w:r>
+        <w:t xml:space="preserve">- </w:t>
+      </w:r>
+      <w:r>
+        <w:tab/>
+      </w:r>
+      <w:r>
+        <w:t>Version History opens as an integrated modal rather than the old inline annotation-history area.</w:t>
       </w:r>
     </w:p>
     <w:p>
@@ -238,39 +396,63 @@
         <w:pStyle w:val="Heading1"/>
       </w:pPr>
       <w:r>
-        <w:t xml:space="preserve">8. Troubleshooting Access</w:t>
-      </w:r>
-    </w:p>
-    <w:p>
-      <w:pPr>
-        <w:ind w:left="720" w:hanging="360"/>
-      </w:pPr>
-      <w:r>
-        <w:t xml:space="preserve">- If the app does not load case data, check connectivity to https://live.api.smartrpdai.com/api/smartrpd.</w:t>
-      </w:r>
-    </w:p>
-    <w:p>
-      <w:pPr>
-        <w:ind w:left="720" w:hanging="360"/>
-      </w:pPr>
-      <w:r>
-        <w:t xml:space="preserve">- If GitHub Pages assets are missing, verify that the deployed path matches the base-path handling used when hostname includes github.io.</w:t>
-      </w:r>
-    </w:p>
-    <w:p>
-      <w:pPr>
-        <w:ind w:left="720" w:hanging="360"/>
-      </w:pPr>
-      <w:r>
-        <w:t xml:space="preserve">- If the local development server shows stale styles, hard-refresh the page; Vite is configured to send no-store cache headers.</w:t>
-      </w:r>
-    </w:p>
-    <w:p>
-      <w:pPr>
-        <w:ind w:left="720" w:hanging="360"/>
-      </w:pPr>
-      <w:r>
-        <w:t xml:space="preserve">- If a direct encrypted case URL is used, keep the id query parameter intact. Case identity is passed through an obfuscated encrypted ?id= value and decoded by src/crypt.js.</w:t>
+        <w:t>8. Troubleshooting Access</w:t>
+      </w:r>
+    </w:p>
+    <w:p>
+      <w:pPr>
+        <w:ind w:left="720" w:hanging="360"/>
+      </w:pPr>
+      <w:r>
+        <w:t xml:space="preserve">- </w:t>
+      </w:r>
+      <w:r>
+        <w:tab/>
+      </w:r>
+      <w:r>
+        <w:t>If the app does not load case data, check connectivity to https://live.api.smartrpdai.com/api/smartrpd.</w:t>
+      </w:r>
+    </w:p>
+    <w:p>
+      <w:pPr>
+        <w:ind w:left="720" w:hanging="360"/>
+      </w:pPr>
+      <w:r>
+        <w:t xml:space="preserve">- </w:t>
+      </w:r>
+      <w:r>
+        <w:tab/>
+      </w:r>
+      <w:r>
+        <w:t>If GitHub Pages assets are missing, verify that the deployed path matches the base-path handling used when hostname includes github.io.</w:t>
+      </w:r>
+    </w:p>
+    <w:p>
+      <w:pPr>
+        <w:ind w:left="720" w:hanging="360"/>
+      </w:pPr>
+      <w:r>
+        <w:t xml:space="preserve">- </w:t>
+      </w:r>
+      <w:r>
+        <w:tab/>
+      </w:r>
+      <w:r>
+        <w:t>If the local development server shows stale styles, hard-refresh the page; Vite is configured to send no-store cache headers.</w:t>
+      </w:r>
+    </w:p>
+    <w:p>
+      <w:pPr>
+        <w:ind w:left="720" w:hanging="360"/>
+      </w:pPr>
+      <w:r>
+        <w:t xml:space="preserve">- </w:t>
+      </w:r>
+      <w:r>
+        <w:tab/>
+      </w:r>
+      <w:r>
+        <w:t>If a direct encrypted case URL is used, keep the id query parameter intact. Case identity is passed through an obfuscated encrypted ?id= value and decoded by src/crypt.js.</w:t>
       </w:r>
     </w:p>
     <w:p>
@@ -278,12 +460,15 @@
         <w:pStyle w:val="Heading1"/>
       </w:pPr>
       <w:r>
-        <w:t xml:space="preserve">9. Current Release Caveat</w:t>
-      </w:r>
-    </w:p>
-    <w:p>
-      <w:r>
-        <w:t xml:space="preserve">Implementation evidence exists for the main access and navigation flows. Formal UAT and production validation are not recorded in the repository evidence reviewed, so operational sign-off should be tracked separately.</w:t>
+        <w:t>9. Current Release Caveat</w:t>
+      </w:r>
+    </w:p>
+    <w:p>
+      <w:pPr>
+        <w:ind w:left="720"/>
+      </w:pPr>
+      <w:r>
+        <w:t>Implementation evidence exists for the main access and navigation flows. Formal UAT and production validation are not recorded in the repository evidence reviewed, so operational sign-off should be tracked separately.</w:t>
       </w:r>
     </w:p>
     <w:sectPr>
@@ -297,7 +482,7 @@
 </file>
 
 <file path=word/numbering.xml><?xml version="1.0" encoding="utf-8"?>
-<w:numbering xmlns:wpc="http://schemas.microsoft.com/office/word/2010/wordprocessingCanvas" xmlns:cx="http://schemas.microsoft.com/office/drawing/2014/chartex" xmlns:cx1="http://schemas.microsoft.com/office/drawing/2015/9/8/chartex" xmlns:cx2="http://schemas.microsoft.com/office/drawing/2015/10/21/chartex" xmlns:cx3="http://schemas.microsoft.com/office/drawing/2016/5/9/chartex" xmlns:cx4="http://schemas.microsoft.com/office/drawing/2016/5/10/chartex" xmlns:cx5="http://schemas.microsoft.com/office/drawing/2016/5/11/chartex" xmlns:cx6="http://schemas.microsoft.com/office/drawing/2016/5/12/chartex" xmlns:cx7="http://schemas.microsoft.com/office/drawing/2016/5/13/chartex" xmlns:cx8="http://schemas.microsoft.com/office/drawing/2016/5/14/chartex" xmlns:mc="http://schemas.openxmlformats.org/markup-compatibility/2006" xmlns:aink="http://schemas.microsoft.com/office/drawing/2016/ink" xmlns:am3d="http://schemas.microsoft.com/office/drawing/2017/model3d" xmlns:o="urn:schemas-microsoft-com:office:office" xmlns:oel="http://schemas.microsoft.com/office/2019/extlst" xmlns:r="http://schemas.openxmlformats.org/officeDocument/2006/relationships" xmlns:m="http://schemas.openxmlformats.org/officeDocument/2006/math" xmlns:v="urn:schemas-microsoft-com:vml" xmlns:wp14="http://schemas.microsoft.com/office/word/2010/wordprocessingDrawing" xmlns:wp="http://schemas.openxmlformats.org/drawingml/2006/wordprocessingDrawing" xmlns:w10="urn:schemas-microsoft-com:office:word" xmlns:w="http://schemas.openxmlformats.org/wordprocessingml/2006/main" xmlns:w14="http://schemas.microsoft.com/office/word/2010/wordml" xmlns:w15="http://schemas.microsoft.com/office/word/2012/wordml" xmlns:w16cex="http://schemas.microsoft.com/office/word/2018/wordml/cex" xmlns:w16cid="http://schemas.microsoft.com/office/word/2016/wordml/cid" xmlns:w16="http://schemas.microsoft.com/office/word/2018/wordml" xmlns:w16sdtdh="http://schemas.microsoft.com/office/word/2020/wordml/sdtdatahash" xmlns:w16se="http://schemas.microsoft.com/office/word/2015/wordml/symex" xmlns:wpg="http://schemas.microsoft.com/office/word/2010/wordprocessingGroup" xmlns:wpi="http://schemas.microsoft.com/office/word/2010/wordprocessingInk" xmlns:wne="http://schemas.microsoft.com/office/word/2006/wordml" xmlns:wps="http://schemas.microsoft.com/office/word/2010/wordprocessingShape" mc:Ignorable="w14 w15 w16se w16cid w16 w16cex w16sdtdh wp14">
+<w:numbering xmlns:wpc="http://schemas.microsoft.com/office/word/2010/wordprocessingCanvas" xmlns:cx="http://schemas.microsoft.com/office/drawing/2014/chartex" xmlns:cx1="http://schemas.microsoft.com/office/drawing/2015/9/8/chartex" xmlns:cx2="http://schemas.microsoft.com/office/drawing/2015/10/21/chartex" xmlns:cx3="http://schemas.microsoft.com/office/drawing/2016/5/9/chartex" xmlns:cx4="http://schemas.microsoft.com/office/drawing/2016/5/10/chartex" xmlns:cx5="http://schemas.microsoft.com/office/drawing/2016/5/11/chartex" xmlns:cx6="http://schemas.microsoft.com/office/drawing/2016/5/12/chartex" xmlns:cx7="http://schemas.microsoft.com/office/drawing/2016/5/13/chartex" xmlns:cx8="http://schemas.microsoft.com/office/drawing/2016/5/14/chartex" xmlns:mc="http://schemas.openxmlformats.org/markup-compatibility/2006" xmlns:aink="http://schemas.microsoft.com/office/drawing/2016/ink" xmlns:am3d="http://schemas.microsoft.com/office/drawing/2017/model3d" xmlns:o="urn:schemas-microsoft-com:office:office" xmlns:oel="http://schemas.microsoft.com/office/2019/extlst" xmlns:r="http://schemas.openxmlformats.org/officeDocument/2006/relationships" xmlns:m="http://schemas.openxmlformats.org/officeDocument/2006/math" xmlns:v="urn:schemas-microsoft-com:vml" xmlns:wp14="http://schemas.microsoft.com/office/word/2010/wordprocessingDrawing" xmlns:wp="http://schemas.openxmlformats.org/drawingml/2006/wordprocessingDrawing" xmlns:w10="urn:schemas-microsoft-com:office:word" xmlns:w="http://schemas.openxmlformats.org/wordprocessingml/2006/main" xmlns:w14="http://schemas.microsoft.com/office/word/2010/wordml" xmlns:w15="http://schemas.microsoft.com/office/word/2012/wordml" xmlns:w16cex="http://schemas.microsoft.com/office/word/2018/wordml/cex" xmlns:w16cid="http://schemas.microsoft.com/office/word/2016/wordml/cid" xmlns:w16="http://schemas.microsoft.com/office/word/2018/wordml" xmlns:w16du="http://schemas.microsoft.com/office/word/2023/wordml/word16du" xmlns:w16sdtdh="http://schemas.microsoft.com/office/word/2020/wordml/sdtdatahash" xmlns:w16sdtfl="http://schemas.microsoft.com/office/word/2024/wordml/sdtformatlock" xmlns:w16se="http://schemas.microsoft.com/office/word/2015/wordml/symex" xmlns:wpg="http://schemas.microsoft.com/office/word/2010/wordprocessingGroup" xmlns:wpi="http://schemas.microsoft.com/office/word/2010/wordprocessingInk" xmlns:wne="http://schemas.microsoft.com/office/word/2006/wordml" xmlns:wps="http://schemas.microsoft.com/office/word/2010/wordprocessingShape" mc:Ignorable="w14 w15 w16se w16cid w16 w16cex w16sdtdh w16sdtfl w16du wp14">
   <w:abstractNum w:abstractNumId="0" w15:restartNumberingAfterBreak="0">
     <w:nsid w:val="02D439D9"/>
     <w:multiLevelType w:val="multilevel"/>
@@ -882,7 +1067,7 @@
 </file>
 
 <file path=word/styles.xml><?xml version="1.0" encoding="utf-8"?>
-<w:styles xmlns:mc="http://schemas.openxmlformats.org/markup-compatibility/2006" xmlns:r="http://schemas.openxmlformats.org/officeDocument/2006/relationships" xmlns:w="http://schemas.openxmlformats.org/wordprocessingml/2006/main" xmlns:w14="http://schemas.microsoft.com/office/word/2010/wordml" xmlns:w15="http://schemas.microsoft.com/office/word/2012/wordml" xmlns:w16cex="http://schemas.microsoft.com/office/word/2018/wordml/cex" xmlns:w16cid="http://schemas.microsoft.com/office/word/2016/wordml/cid" xmlns:w16="http://schemas.microsoft.com/office/word/2018/wordml" xmlns:w16sdtdh="http://schemas.microsoft.com/office/word/2020/wordml/sdtdatahash" xmlns:w16se="http://schemas.microsoft.com/office/word/2015/wordml/symex" mc:Ignorable="w14 w15 w16se w16cid w16 w16cex w16sdtdh">
+<w:styles xmlns:mc="http://schemas.openxmlformats.org/markup-compatibility/2006" xmlns:r="http://schemas.openxmlformats.org/officeDocument/2006/relationships" xmlns:w="http://schemas.openxmlformats.org/wordprocessingml/2006/main" xmlns:w14="http://schemas.microsoft.com/office/word/2010/wordml" xmlns:w15="http://schemas.microsoft.com/office/word/2012/wordml" xmlns:w16cex="http://schemas.microsoft.com/office/word/2018/wordml/cex" xmlns:w16cid="http://schemas.microsoft.com/office/word/2016/wordml/cid" xmlns:w16="http://schemas.microsoft.com/office/word/2018/wordml" xmlns:w16du="http://schemas.microsoft.com/office/word/2023/wordml/word16du" xmlns:w16sdtdh="http://schemas.microsoft.com/office/word/2020/wordml/sdtdatahash" xmlns:w16sdtfl="http://schemas.microsoft.com/office/word/2024/wordml/sdtformatlock" xmlns:w16se="http://schemas.microsoft.com/office/word/2015/wordml/symex" mc:Ignorable="w14 w15 w16se w16cid w16 w16cex w16sdtdh w16sdtfl w16du">
   <w:docDefaults>
     <w:rPrDefault>
       <w:rPr>
